--- a/backend/exports/yandaojie/deliverables/methods_results_skeleton.docx
+++ b/backend/exports/yandaojie/deliverables/methods_results_skeleton.docx
@@ -475,7 +475,7 @@
                 <w:sz w:val="19"/>
                 <w:szCs w:val="19"/>
               </w:rPr>
-              <w:t xml:space="preserve">看到 AI 诊断（±推理）后，专家把自己的判断移动了多少？恰当还是有害？</w:t>
+              <w:t xml:space="preserve">分步揭示下，AI 结论与额外的推理各把专家判断移动多少（净推理效应）？恰当还是有害？</w:t>
             </w:r>
           </w:p>
         </w:tc>
@@ -1185,7 +1185,7 @@
           <w:sz w:val="22"/>
           <w:szCs w:val="22"/>
         </w:rPr>
-        <w:t xml:space="preserve">三阶段被试内设计：P1 盲评 → P2 看 AI 后重评 → P3 评 AI 质量。</w:t>
+        <w:t xml:space="preserve">四阶段被试内分步揭示：P1 盲评 → P2a 看AI结论后重评 → P2b 再评 → P3 评 AI 质量。</w:t>
       </w:r>
     </w:p>
     <w:p>
@@ -1219,7 +1219,7 @@
           <w:sz w:val="22"/>
           <w:szCs w:val="22"/>
         </w:rPr>
-        <w:t xml:space="preserve">±推理 为学科面板内的同条目跨教师交叉（within-item crossover）：每轮经 6 行平衡轮转分配，使每轮同时被两种条件评过、且每位教师约 50% +推理。</w:t>
+        <w:t xml:space="preserve">P2b 设两臂（学科面板内、6 行轮转配平、每位教师约 50/50）：推理臂在 P2b 揭示 AI 推理后再评；控制臂不给新信息、仅再评一次（“再看一遍”的漂移基线）。每轮在 3 位教师间同时覆盖两臂。</w:t>
       </w:r>
     </w:p>
     <w:p>
@@ -1546,7 +1546,7 @@
                 <w:sz w:val="19"/>
                 <w:szCs w:val="19"/>
               </w:rPr>
-              <w:t xml:space="preserve">P2 重评</w:t>
+              <w:t xml:space="preserve">P2a 看结论后</w:t>
             </w:r>
           </w:p>
         </w:tc>
@@ -1575,7 +1575,7 @@
                 <w:sz w:val="19"/>
                 <w:szCs w:val="19"/>
               </w:rPr>
-              <w:t xml:space="preserve">看 AI 后自评掌握度 / 信心 / 改判说明</w:t>
+              <w:t xml:space="preserve">自评掌握度 / 信心</w:t>
             </w:r>
           </w:p>
         </w:tc>
@@ -1604,6 +1604,124 @@
                 <w:sz w:val="19"/>
                 <w:szCs w:val="19"/>
               </w:rPr>
+              <w:t xml:space="preserve">3/2/1/0 · 1–5</w:t>
+            </w:r>
+          </w:p>
+        </w:tc>
+        <w:tc>
+          <w:tcPr>
+            <w:tcW w:type="dxa" w:w="1300"/>
+            <w:tcBorders>
+              <w:top w:val="single" w:color="BFBFBF" w:sz="4"/>
+              <w:left w:val="single" w:color="BFBFBF" w:sz="4"/>
+              <w:bottom w:val="single" w:color="BFBFBF" w:sz="4"/>
+              <w:right w:val="single" w:color="BFBFBF" w:sz="4"/>
+            </w:tcBorders>
+            <w:tcMar>
+              <w:top w:type="dxa" w:w="50"/>
+              <w:left w:type="dxa" w:w="100"/>
+              <w:bottom w:type="dxa" w:w="50"/>
+              <w:right w:type="dxa" w:w="100"/>
+            </w:tcMar>
+          </w:tcPr>
+          <w:p>
+            <w:pPr>
+              <w:spacing w:after="0"/>
+            </w:pPr>
+            <w:r>
+              <w:rPr>
+                <w:sz w:val="19"/>
+                <w:szCs w:val="19"/>
+              </w:rPr>
+              <w:t xml:space="preserve">P2a 两列</w:t>
+            </w:r>
+          </w:p>
+        </w:tc>
+      </w:tr>
+      <w:tr>
+        <w:tc>
+          <w:tcPr>
+            <w:tcW w:type="dxa" w:w="1500"/>
+            <w:tcBorders>
+              <w:top w:val="single" w:color="BFBFBF" w:sz="4"/>
+              <w:left w:val="single" w:color="BFBFBF" w:sz="4"/>
+              <w:bottom w:val="single" w:color="BFBFBF" w:sz="4"/>
+              <w:right w:val="single" w:color="BFBFBF" w:sz="4"/>
+            </w:tcBorders>
+            <w:tcMar>
+              <w:top w:type="dxa" w:w="50"/>
+              <w:left w:type="dxa" w:w="100"/>
+              <w:bottom w:type="dxa" w:w="50"/>
+              <w:right w:type="dxa" w:w="100"/>
+            </w:tcMar>
+          </w:tcPr>
+          <w:p>
+            <w:pPr>
+              <w:spacing w:after="0"/>
+            </w:pPr>
+            <w:r>
+              <w:rPr>
+                <w:sz w:val="19"/>
+                <w:szCs w:val="19"/>
+              </w:rPr>
+              <w:t xml:space="preserve">P2b 再评</w:t>
+            </w:r>
+          </w:p>
+        </w:tc>
+        <w:tc>
+          <w:tcPr>
+            <w:tcW w:type="dxa" w:w="3900"/>
+            <w:tcBorders>
+              <w:top w:val="single" w:color="BFBFBF" w:sz="4"/>
+              <w:left w:val="single" w:color="BFBFBF" w:sz="4"/>
+              <w:bottom w:val="single" w:color="BFBFBF" w:sz="4"/>
+              <w:right w:val="single" w:color="BFBFBF" w:sz="4"/>
+            </w:tcBorders>
+            <w:tcMar>
+              <w:top w:type="dxa" w:w="50"/>
+              <w:left w:type="dxa" w:w="100"/>
+              <w:bottom w:type="dxa" w:w="50"/>
+              <w:right w:type="dxa" w:w="100"/>
+            </w:tcMar>
+          </w:tcPr>
+          <w:p>
+            <w:pPr>
+              <w:spacing w:after="0"/>
+            </w:pPr>
+            <w:r>
+              <w:rPr>
+                <w:sz w:val="19"/>
+                <w:szCs w:val="19"/>
+              </w:rPr>
+              <w:t xml:space="preserve">自评掌握度 / 信心 / 改判说明（推理臂看推理后；控制臂不看）</w:t>
+            </w:r>
+          </w:p>
+        </w:tc>
+        <w:tc>
+          <w:tcPr>
+            <w:tcW w:type="dxa" w:w="2660"/>
+            <w:tcBorders>
+              <w:top w:val="single" w:color="BFBFBF" w:sz="4"/>
+              <w:left w:val="single" w:color="BFBFBF" w:sz="4"/>
+              <w:bottom w:val="single" w:color="BFBFBF" w:sz="4"/>
+              <w:right w:val="single" w:color="BFBFBF" w:sz="4"/>
+            </w:tcBorders>
+            <w:tcMar>
+              <w:top w:type="dxa" w:w="50"/>
+              <w:left w:type="dxa" w:w="100"/>
+              <w:bottom w:type="dxa" w:w="50"/>
+              <w:right w:type="dxa" w:w="100"/>
+            </w:tcMar>
+          </w:tcPr>
+          <w:p>
+            <w:pPr>
+              <w:spacing w:after="0"/>
+            </w:pPr>
+            <w:r>
+              <w:rPr>
+                <w:sz w:val="19"/>
+                <w:szCs w:val="19"/>
+              </w:rPr>
               <w:t xml:space="preserve">3/2/1/0 · 1–5 · 文本</w:t>
             </w:r>
           </w:p>
@@ -1633,7 +1751,7 @@
                 <w:sz w:val="19"/>
                 <w:szCs w:val="19"/>
               </w:rPr>
-              <w:t xml:space="preserve">P2 三列</w:t>
+              <w:t xml:space="preserve">P2b 三列</w:t>
             </w:r>
           </w:p>
         </w:tc>
@@ -2391,7 +2509,7 @@
                 <w:sz w:val="19"/>
                 <w:szCs w:val="19"/>
               </w:rPr>
-              <w:t xml:space="preserve">改判率 / 向AI移动率</w:t>
+              <w:t xml:space="preserve">建议效应 (P1→P2a)</w:t>
             </w:r>
           </w:p>
         </w:tc>
@@ -2420,7 +2538,7 @@
                 <w:sz w:val="19"/>
                 <w:szCs w:val="19"/>
               </w:rPr>
-              <w:t xml:space="preserve">P2≠P1 的目标占比；改判中朝 AI 立场移动占比</w:t>
+              <w:t xml:space="preserve">看 AI 结论后的改判率 / 向AI移动 / WOA</w:t>
             </w:r>
           </w:p>
         </w:tc>
@@ -2449,7 +2567,7 @@
                 <w:sz w:val="19"/>
                 <w:szCs w:val="19"/>
               </w:rPr>
-              <w:t xml:space="preserve">RQ3</w:t>
+              <w:t xml:space="preserve">RQ3/RQ5</w:t>
             </w:r>
           </w:p>
         </w:tc>
@@ -2480,7 +2598,7 @@
                 <w:sz w:val="19"/>
                 <w:szCs w:val="19"/>
               </w:rPr>
-              <w:t xml:space="preserve">WOA</w:t>
+              <w:t xml:space="preserve">推理增量 (P2a→P2b)</w:t>
             </w:r>
           </w:p>
         </w:tc>
@@ -2509,7 +2627,7 @@
                 <w:sz w:val="19"/>
                 <w:szCs w:val="19"/>
               </w:rPr>
-              <w:t xml:space="preserve">(P2−P1)/(AI−P1)，逐目标，0=无视 1=完全采纳</w:t>
+              <w:t xml:space="preserve">按臂；净推理效应 = 推理臂 − 控制臂（diff-in-diff）</w:t>
             </w:r>
           </w:p>
         </w:tc>
@@ -2538,7 +2656,7 @@
                 <w:sz w:val="19"/>
                 <w:szCs w:val="19"/>
               </w:rPr>
-              <w:t xml:space="preserve">RQ3/RQ5</w:t>
+              <w:t xml:space="preserve">RQ3/RQ6</w:t>
             </w:r>
           </w:p>
         </w:tc>
@@ -2569,7 +2687,7 @@
                 <w:sz w:val="19"/>
                 <w:szCs w:val="19"/>
               </w:rPr>
-              <w:t xml:space="preserve">ΔConf / 信心校准</w:t>
+              <w:t xml:space="preserve">WOA</w:t>
             </w:r>
           </w:p>
         </w:tc>
@@ -2598,7 +2716,7 @@
                 <w:sz w:val="19"/>
                 <w:szCs w:val="19"/>
               </w:rPr>
-              <w:t xml:space="preserve">P2−P1 信心；与 Δ准确率背离（需金标准）</w:t>
+              <w:t xml:space="preserve">(到−从)/(AI−从)，逐目标；分 P1→P2a 与 P2a→P2b</w:t>
             </w:r>
           </w:p>
         </w:tc>
@@ -2627,7 +2745,7 @@
                 <w:sz w:val="19"/>
                 <w:szCs w:val="19"/>
               </w:rPr>
-              <w:t xml:space="preserve">RQ7</w:t>
+              <w:t xml:space="preserve">RQ3</w:t>
             </w:r>
           </w:p>
         </w:tc>
@@ -2658,7 +2776,7 @@
                 <w:sz w:val="19"/>
                 <w:szCs w:val="19"/>
               </w:rPr>
-              <w:t xml:space="preserve">依赖 2×2</w:t>
+              <w:t xml:space="preserve">ΔConf / 信心校准</w:t>
             </w:r>
           </w:p>
         </w:tc>
@@ -2687,7 +2805,7 @@
                 <w:sz w:val="19"/>
                 <w:szCs w:val="19"/>
               </w:rPr>
-              <w:t xml:space="preserve">AI对/错 × 改向/未改（需金标准）</w:t>
+              <w:t xml:space="preserve">P2−P1 信心；与 Δ准确率背离（需金标准）</w:t>
             </w:r>
           </w:p>
         </w:tc>
@@ -2716,7 +2834,7 @@
                 <w:sz w:val="19"/>
                 <w:szCs w:val="19"/>
               </w:rPr>
-              <w:t xml:space="preserve">RQ3/RQ5</w:t>
+              <w:t xml:space="preserve">RQ7</w:t>
             </w:r>
           </w:p>
         </w:tc>
@@ -2747,7 +2865,7 @@
                 <w:sz w:val="19"/>
                 <w:szCs w:val="19"/>
               </w:rPr>
-              <w:t xml:space="preserve">±推理效应</w:t>
+              <w:t xml:space="preserve">依赖 2×2</w:t>
             </w:r>
           </w:p>
         </w:tc>
@@ -2776,7 +2894,96 @@
                 <w:sz w:val="19"/>
                 <w:szCs w:val="19"/>
               </w:rPr>
-              <w:t xml:space="preserve">上述指标在 +推理 vs 仅结论 间作差</w:t>
+              <w:t xml:space="preserve">AI对/错 × 改向/未改（需金标准）</w:t>
+            </w:r>
+          </w:p>
+        </w:tc>
+        <w:tc>
+          <w:tcPr>
+            <w:tcW w:type="dxa" w:w="2200"/>
+            <w:tcBorders>
+              <w:top w:val="single" w:color="BFBFBF" w:sz="4"/>
+              <w:left w:val="single" w:color="BFBFBF" w:sz="4"/>
+              <w:bottom w:val="single" w:color="BFBFBF" w:sz="4"/>
+              <w:right w:val="single" w:color="BFBFBF" w:sz="4"/>
+            </w:tcBorders>
+            <w:tcMar>
+              <w:top w:type="dxa" w:w="50"/>
+              <w:left w:type="dxa" w:w="100"/>
+              <w:bottom w:type="dxa" w:w="50"/>
+              <w:right w:type="dxa" w:w="100"/>
+            </w:tcMar>
+          </w:tcPr>
+          <w:p>
+            <w:pPr>
+              <w:spacing w:after="0"/>
+            </w:pPr>
+            <w:r>
+              <w:rPr>
+                <w:sz w:val="19"/>
+                <w:szCs w:val="19"/>
+              </w:rPr>
+              <w:t xml:space="preserve">RQ3/RQ5</w:t>
+            </w:r>
+          </w:p>
+        </w:tc>
+      </w:tr>
+      <w:tr>
+        <w:tc>
+          <w:tcPr>
+            <w:tcW w:type="dxa" w:w="2400"/>
+            <w:tcBorders>
+              <w:top w:val="single" w:color="BFBFBF" w:sz="4"/>
+              <w:left w:val="single" w:color="BFBFBF" w:sz="4"/>
+              <w:bottom w:val="single" w:color="BFBFBF" w:sz="4"/>
+              <w:right w:val="single" w:color="BFBFBF" w:sz="4"/>
+            </w:tcBorders>
+            <w:tcMar>
+              <w:top w:type="dxa" w:w="50"/>
+              <w:left w:type="dxa" w:w="100"/>
+              <w:bottom w:type="dxa" w:w="50"/>
+              <w:right w:type="dxa" w:w="100"/>
+            </w:tcMar>
+          </w:tcPr>
+          <w:p>
+            <w:pPr>
+              <w:spacing w:after="0"/>
+            </w:pPr>
+            <w:r>
+              <w:rPr>
+                <w:sz w:val="19"/>
+                <w:szCs w:val="19"/>
+              </w:rPr>
+              <w:t xml:space="preserve">控制臂基线</w:t>
+            </w:r>
+          </w:p>
+        </w:tc>
+        <w:tc>
+          <w:tcPr>
+            <w:tcW w:type="dxa" w:w="4760"/>
+            <w:tcBorders>
+              <w:top w:val="single" w:color="BFBFBF" w:sz="4"/>
+              <w:left w:val="single" w:color="BFBFBF" w:sz="4"/>
+              <w:bottom w:val="single" w:color="BFBFBF" w:sz="4"/>
+              <w:right w:val="single" w:color="BFBFBF" w:sz="4"/>
+            </w:tcBorders>
+            <w:tcMar>
+              <w:top w:type="dxa" w:w="50"/>
+              <w:left w:type="dxa" w:w="100"/>
+              <w:bottom w:type="dxa" w:w="50"/>
+              <w:right w:type="dxa" w:w="100"/>
+            </w:tcMar>
+          </w:tcPr>
+          <w:p>
+            <w:pPr>
+              <w:spacing w:after="0"/>
+            </w:pPr>
+            <w:r>
+              <w:rPr>
+                <w:sz w:val="19"/>
+                <w:szCs w:val="19"/>
+              </w:rPr>
+              <w:t xml:space="preserve">P2a→P2b 在控制臂的“再评漂移”，用于扣除</w:t>
             </w:r>
           </w:p>
         </w:tc>
@@ -3065,7 +3272,7 @@
         <w:pStyle w:val="Heading3"/>
       </w:pPr>
       <w:r>
-        <w:t xml:space="preserve">3.2 [RQ3/RQ5] AI 对专家判断的影响</w:t>
+        <w:t xml:space="preserve">3.2 [RQ3/RQ5] AI 结论对专家判断的影响（建议效应）</w:t>
       </w:r>
     </w:p>
     <w:p>
@@ -3081,7 +3288,7 @@
           <w:sz w:val="21"/>
           <w:szCs w:val="21"/>
         </w:rPr>
-        <w:t xml:space="preserve">读完 AI 后，专家在 [X%] 的目标上改判，其中 [Y%] 朝 AI 移动；WOA=[__]。依赖 2×2：恰当依赖 [n]、过度依赖(有害) [n]、算法厌恶 [n]、恰当自信 [n]。</w:t>
+        <w:t xml:space="preserve">仅看 AI 结论（P1→P2a），专家在 [X%] 的目标上改判、[Y%] 朝 AI 移动、WOA=[__]、ΔConf=[__]。最终依赖 2×2（P1→P2b）：恰当依赖 [n]、过度依赖(有害) [n]、算法厌恶 [n]、恰当自信 [n]。</w:t>
       </w:r>
     </w:p>
     <w:tbl>
@@ -3394,7 +3601,7 @@
         <w:pStyle w:val="Heading3"/>
       </w:pPr>
       <w:r>
-        <w:t xml:space="preserve">3.3 [RQ3] ±推理 效应</w:t>
+        <w:t xml:space="preserve">3.3 [RQ3/RQ6] 推理增量（diff-in-diff）</w:t>
       </w:r>
     </w:p>
     <w:p>
@@ -3410,7 +3617,7 @@
           <w:sz w:val="21"/>
           <w:szCs w:val="21"/>
         </w:rPr>
-        <w:t xml:space="preserve">+推理 vs 仅结论：改判率 [X%] vs [X%]；WOA [__] vs [__]；ΔConf [__] vs [__]。→ 推理[是否]显著提高了说服/信心而非准确。</w:t>
+        <w:t xml:space="preserve">推理增量(P2a→P2b)：推理臂改判 [X%]、控制臂 [X%] → 净推理效应 [Δ%]；净 WOA [__]；净 ΔConf [__]。→ 推理[是否]在“再看一遍”之外额外说服并抬高信心。</w:t>
       </w:r>
     </w:p>
     <w:p>
@@ -3803,7 +4010,7 @@
                 <w:sz w:val="19"/>
                 <w:szCs w:val="19"/>
               </w:rPr>
-              <w:t xml:space="preserve">P1/P2 盲诊&amp;重评掌握度</w:t>
+              <w:t xml:space="preserve">P1/P2a/P2b 掌握度</w:t>
             </w:r>
           </w:p>
         </w:tc>
@@ -3832,7 +4039,7 @@
                 <w:sz w:val="19"/>
                 <w:szCs w:val="19"/>
               </w:rPr>
-              <w:t xml:space="preserve">改判率 / WOA / 2×2 / 失败链</w:t>
+              <w:t xml:space="preserve">建议效应 / 推理增量 / WOA / 2×2 / 失败链</w:t>
             </w:r>
           </w:p>
         </w:tc>
@@ -3892,7 +4099,7 @@
                 <w:sz w:val="19"/>
                 <w:szCs w:val="19"/>
               </w:rPr>
-              <w:t xml:space="preserve">P1/P2 信心</w:t>
+              <w:t xml:space="preserve">P1/P2a/P2b 信心</w:t>
             </w:r>
           </w:p>
         </w:tc>
@@ -3921,7 +4128,7 @@
                 <w:sz w:val="19"/>
                 <w:szCs w:val="19"/>
               </w:rPr>
-              <w:t xml:space="preserve">ΔConf / 信心校准</w:t>
+              <w:t xml:space="preserve">各步 ΔConf / 净推理 ΔConf</w:t>
             </w:r>
           </w:p>
         </w:tc>
@@ -3950,7 +4157,7 @@
                 <w:sz w:val="19"/>
                 <w:szCs w:val="19"/>
               </w:rPr>
-              <w:t xml:space="preserve">p1_conf, p2_conf</w:t>
+              <w:t xml:space="preserve">p1_conf, p2a_conf, p2b_conf</w:t>
             </w:r>
           </w:p>
         </w:tc>
@@ -3981,7 +4188,7 @@
                 <w:sz w:val="19"/>
                 <w:szCs w:val="19"/>
               </w:rPr>
-              <w:t xml:space="preserve">条件(±推理)</w:t>
+              <w:t xml:space="preserve">臂(推理/控制)</w:t>
             </w:r>
           </w:p>
         </w:tc>
@@ -4010,7 +4217,7 @@
                 <w:sz w:val="19"/>
                 <w:szCs w:val="19"/>
               </w:rPr>
-              <w:t xml:space="preserve">±推理效应分组</w:t>
+              <w:t xml:space="preserve">推理增量 diff-in-diff 分组</w:t>
             </w:r>
           </w:p>
         </w:tc>
@@ -4039,7 +4246,7 @@
                 <w:sz w:val="19"/>
                 <w:szCs w:val="19"/>
               </w:rPr>
-              <w:t xml:space="preserve">cond</w:t>
+              <w:t xml:space="preserve">arm</w:t>
             </w:r>
           </w:p>
         </w:tc>
@@ -4604,7 +4811,7 @@
                 <w:sz w:val="19"/>
                 <w:szCs w:val="19"/>
               </w:rPr>
-              <w:t xml:space="preserve">P2 改判说明</w:t>
+              <w:t xml:space="preserve">P2b 改判说明</w:t>
             </w:r>
           </w:p>
         </w:tc>

--- a/backend/exports/yandaojie/deliverables/methods_results_skeleton.docx
+++ b/backend/exports/yandaojie/deliverables/methods_results_skeleton.docx
@@ -458,7 +458,7 @@
                 <w:sz w:val="19"/>
                 <w:szCs w:val="19"/>
               </w:rPr>
-              <w:t xml:space="preserve">RQ3 设计闭环</w:t>
+              <w:t xml:space="preserve">RQ3 设计干预</w:t>
             </w:r>
           </w:p>
         </w:tc>
@@ -487,7 +487,7 @@
                 <w:sz w:val="19"/>
                 <w:szCs w:val="19"/>
               </w:rPr>
-              <w:t xml:space="preserve">由此得到什么设计知识——何时/如何部署辩护式评估，如何把暴露的“机制缺口”呈现给师生？</w:t>
+              <w:t xml:space="preserve">一个把暴露的“机制缺口”呈现给教师的表征，能否改变其诊断决策与教学针对性？（Study 2 受控实验）</w:t>
             </w:r>
           </w:p>
         </w:tc>
@@ -516,7 +516,7 @@
                 <w:sz w:val="19"/>
                 <w:szCs w:val="19"/>
               </w:rPr>
-              <w:t xml:space="preserve">设计/启示</w:t>
+              <w:t xml:space="preserve">设计+实证</w:t>
             </w:r>
           </w:p>
         </w:tc>
@@ -1881,7 +1881,7 @@
         <w:pStyle w:val="Heading3"/>
       </w:pPr>
       <w:r>
-        <w:t xml:space="preserve">4.3 [RQ3] 设计闭环</w:t>
+        <w:t xml:space="preserve">4.3 [RQ3] 设计干预结果（详见第 5 节 Study 2）</w:t>
       </w:r>
     </w:p>
     <w:p>
@@ -1897,7 +1897,7 @@
           <w:sz w:val="21"/>
           <w:szCs w:val="21"/>
         </w:rPr>
-        <w:t xml:space="preserve">设计启示（占位）：(a) 在概念学科优先部署；(b) 把“对标签、错机制”的具体证据呈现给老师/学生的界面；(c) 让 AI 识别“该 deepen vs 该停”的策略，避免对薄输入过度追问/过度推断。可选：一个轻量设计探针 + 形成性评测。</w:t>
+        <w:t xml:space="preserve">机制缺口报告 vs 仅掌握分：教师正确识别“MC 会放行的空洞学生”的准确率 [__] vs [__]；下一步教学的机制针对性 [__]；增益集中在概念科、语言科≈0（与 4.2 呼应）。</w:t>
       </w:r>
     </w:p>
     <w:p>
@@ -1925,11 +1925,795 @@
       </w:r>
     </w:p>
     <w:p>
+      <w:r>
+        <w:br w:type="page"/>
+      </w:r>
+    </w:p>
+    <w:p>
       <w:pPr>
         <w:pStyle w:val="Heading1"/>
       </w:pPr>
       <w:r>
-        <w:t xml:space="preserve">5. 效度威胁与局限（Threats）</w:t>
+        <w:t xml:space="preserve">5. Study 2（RQ3）：机制缺口报告 — 把发现变成设计</w:t>
+      </w:r>
+    </w:p>
+    <w:p>
+      <w:pPr>
+        <w:spacing w:after="120" w:before="0"/>
+      </w:pPr>
+      <w:r>
+        <w:rPr>
+          <w:b w:val="false"/>
+          <w:bCs w:val="false"/>
+          <w:i w:val="false"/>
+          <w:iCs w:val="false"/>
+          <w:sz w:val="22"/>
+          <w:szCs w:val="22"/>
+        </w:rPr>
+        <w:t xml:space="preserve">Study 1 量化了“效度缺口”（measurement）。Study 2 检验一个把该缺口变得可操作的设计是否改变教师的诊断决策——这一步是把效度审计抬成 HCI 设计贡献的关键。</w:t>
+      </w:r>
+    </w:p>
+    <w:p>
+      <w:pPr>
+        <w:pStyle w:val="Heading2"/>
+      </w:pPr>
+      <w:r>
+        <w:t xml:space="preserve">5.1 干预：机制缺口报告（Mechanism-Gap Report）</w:t>
+      </w:r>
+    </w:p>
+    <w:p>
+      <w:pPr>
+        <w:spacing w:after="60" w:before="0"/>
+      </w:pPr>
+      <w:r>
+        <w:rPr>
+          <w:b w:val="false"/>
+          <w:bCs w:val="false"/>
+          <w:i w:val="false"/>
+          <w:iCs w:val="false"/>
+          <w:sz w:val="22"/>
+          <w:szCs w:val="22"/>
+        </w:rPr>
+        <w:t xml:space="preserve">从一次辩护 episode 自动生成两种教师可见的表征，做对照：</w:t>
+      </w:r>
+    </w:p>
+    <w:tbl>
+      <w:tblPr>
+        <w:tblW w:type="dxa" w:w="9360"/>
+        <w:tblBorders>
+          <w:top w:val="single" w:color="auto" w:sz="4"/>
+          <w:left w:val="single" w:color="auto" w:sz="4"/>
+          <w:bottom w:val="single" w:color="auto" w:sz="4"/>
+          <w:right w:val="single" w:color="auto" w:sz="4"/>
+          <w:insideH w:val="single" w:color="auto" w:sz="4"/>
+          <w:insideV w:val="single" w:color="auto" w:sz="4"/>
+        </w:tblBorders>
+      </w:tblPr>
+      <w:tblGrid>
+        <w:gridCol w:w="2600"/>
+        <w:gridCol w:w="6760"/>
+      </w:tblGrid>
+      <w:tr>
+        <w:trPr>
+          <w:tblHeader/>
+        </w:trPr>
+        <w:tc>
+          <w:tcPr>
+            <w:tcW w:type="dxa" w:w="2600"/>
+            <w:tcBorders>
+              <w:top w:val="single" w:color="BFBFBF" w:sz="4"/>
+              <w:left w:val="single" w:color="BFBFBF" w:sz="4"/>
+              <w:bottom w:val="single" w:color="BFBFBF" w:sz="4"/>
+              <w:right w:val="single" w:color="BFBFBF" w:sz="4"/>
+            </w:tcBorders>
+            <w:shd w:fill="1F3864" w:val="clear"/>
+            <w:tcMar>
+              <w:top w:type="dxa" w:w="50"/>
+              <w:left w:type="dxa" w:w="100"/>
+              <w:bottom w:type="dxa" w:w="50"/>
+              <w:right w:type="dxa" w:w="100"/>
+            </w:tcMar>
+          </w:tcPr>
+          <w:p>
+            <w:pPr>
+              <w:spacing w:after="0"/>
+            </w:pPr>
+            <w:r>
+              <w:rPr>
+                <w:b/>
+                <w:bCs/>
+                <w:color w:val="FFFFFF"/>
+                <w:sz w:val="19"/>
+                <w:szCs w:val="19"/>
+              </w:rPr>
+              <w:t xml:space="preserve">条件</w:t>
+            </w:r>
+          </w:p>
+        </w:tc>
+        <w:tc>
+          <w:tcPr>
+            <w:tcW w:type="dxa" w:w="6760"/>
+            <w:tcBorders>
+              <w:top w:val="single" w:color="BFBFBF" w:sz="4"/>
+              <w:left w:val="single" w:color="BFBFBF" w:sz="4"/>
+              <w:bottom w:val="single" w:color="BFBFBF" w:sz="4"/>
+              <w:right w:val="single" w:color="BFBFBF" w:sz="4"/>
+            </w:tcBorders>
+            <w:shd w:fill="1F3864" w:val="clear"/>
+            <w:tcMar>
+              <w:top w:type="dxa" w:w="50"/>
+              <w:left w:type="dxa" w:w="100"/>
+              <w:bottom w:type="dxa" w:w="50"/>
+              <w:right w:type="dxa" w:w="100"/>
+            </w:tcMar>
+          </w:tcPr>
+          <w:p>
+            <w:pPr>
+              <w:spacing w:after="0"/>
+            </w:pPr>
+            <w:r>
+              <w:rPr>
+                <w:b/>
+                <w:bCs/>
+                <w:color w:val="FFFFFF"/>
+                <w:sz w:val="19"/>
+                <w:szCs w:val="19"/>
+              </w:rPr>
+              <w:t xml:space="preserve">教师看到的内容</w:t>
+            </w:r>
+          </w:p>
+        </w:tc>
+      </w:tr>
+      <w:tr>
+        <w:tc>
+          <w:tcPr>
+            <w:tcW w:type="dxa" w:w="2600"/>
+            <w:tcBorders>
+              <w:top w:val="single" w:color="BFBFBF" w:sz="4"/>
+              <w:left w:val="single" w:color="BFBFBF" w:sz="4"/>
+              <w:bottom w:val="single" w:color="BFBFBF" w:sz="4"/>
+              <w:right w:val="single" w:color="BFBFBF" w:sz="4"/>
+            </w:tcBorders>
+            <w:tcMar>
+              <w:top w:type="dxa" w:w="50"/>
+              <w:left w:type="dxa" w:w="100"/>
+              <w:bottom w:type="dxa" w:w="50"/>
+              <w:right w:type="dxa" w:w="100"/>
+            </w:tcMar>
+          </w:tcPr>
+          <w:p>
+            <w:pPr>
+              <w:spacing w:after="0"/>
+            </w:pPr>
+            <w:r>
+              <w:rPr>
+                <w:sz w:val="19"/>
+                <w:szCs w:val="19"/>
+              </w:rPr>
+              <w:t xml:space="preserve">基线（仅掌握分）</w:t>
+            </w:r>
+          </w:p>
+        </w:tc>
+        <w:tc>
+          <w:tcPr>
+            <w:tcW w:type="dxa" w:w="6760"/>
+            <w:tcBorders>
+              <w:top w:val="single" w:color="BFBFBF" w:sz="4"/>
+              <w:left w:val="single" w:color="BFBFBF" w:sz="4"/>
+              <w:bottom w:val="single" w:color="BFBFBF" w:sz="4"/>
+              <w:right w:val="single" w:color="BFBFBF" w:sz="4"/>
+            </w:tcBorders>
+            <w:tcMar>
+              <w:top w:type="dxa" w:w="50"/>
+              <w:left w:type="dxa" w:w="100"/>
+              <w:bottom w:type="dxa" w:w="50"/>
+              <w:right w:type="dxa" w:w="100"/>
+            </w:tcMar>
+          </w:tcPr>
+          <w:p>
+            <w:pPr>
+              <w:spacing w:after="0"/>
+            </w:pPr>
+            <w:r>
+              <w:rPr>
+                <w:sz w:val="19"/>
+                <w:szCs w:val="19"/>
+              </w:rPr>
+              <w:t xml:space="preserve">一个掌握标签/分数（已掌握/部分/未掌握）——即选择题或常规看板给出的东西。</w:t>
+            </w:r>
+          </w:p>
+        </w:tc>
+      </w:tr>
+      <w:tr>
+        <w:tc>
+          <w:tcPr>
+            <w:tcW w:type="dxa" w:w="2600"/>
+            <w:tcBorders>
+              <w:top w:val="single" w:color="BFBFBF" w:sz="4"/>
+              <w:left w:val="single" w:color="BFBFBF" w:sz="4"/>
+              <w:bottom w:val="single" w:color="BFBFBF" w:sz="4"/>
+              <w:right w:val="single" w:color="BFBFBF" w:sz="4"/>
+            </w:tcBorders>
+            <w:tcMar>
+              <w:top w:type="dxa" w:w="50"/>
+              <w:left w:type="dxa" w:w="100"/>
+              <w:bottom w:type="dxa" w:w="50"/>
+              <w:right w:type="dxa" w:w="100"/>
+            </w:tcMar>
+          </w:tcPr>
+          <w:p>
+            <w:pPr>
+              <w:spacing w:after="0"/>
+            </w:pPr>
+            <w:r>
+              <w:rPr>
+                <w:b/>
+                <w:bCs/>
+                <w:sz w:val="19"/>
+                <w:szCs w:val="19"/>
+              </w:rPr>
+              <w:t xml:space="preserve">处理（机制缺口卡）</w:t>
+            </w:r>
+          </w:p>
+        </w:tc>
+        <w:tc>
+          <w:tcPr>
+            <w:tcW w:type="dxa" w:w="6760"/>
+            <w:tcBorders>
+              <w:top w:val="single" w:color="BFBFBF" w:sz="4"/>
+              <w:left w:val="single" w:color="BFBFBF" w:sz="4"/>
+              <w:bottom w:val="single" w:color="BFBFBF" w:sz="4"/>
+              <w:right w:val="single" w:color="BFBFBF" w:sz="4"/>
+            </w:tcBorders>
+            <w:tcMar>
+              <w:top w:type="dxa" w:w="50"/>
+              <w:left w:type="dxa" w:w="100"/>
+              <w:bottom w:type="dxa" w:w="50"/>
+              <w:right w:type="dxa" w:w="100"/>
+            </w:tcMar>
+          </w:tcPr>
+          <w:p>
+            <w:pPr>
+              <w:spacing w:after="0"/>
+            </w:pPr>
+            <w:r>
+              <w:rPr>
+                <w:sz w:val="19"/>
+                <w:szCs w:val="19"/>
+              </w:rPr>
+              <w:t xml:space="preserve">学生得到的（正确）结论 ＋ 辩护中暴露的**具体错误机制** ＋ 学生原话引用 ＋ 一句“该重教什么”。（由 Study 1 的辩护深度标注自动生成）</w:t>
+            </w:r>
+          </w:p>
+        </w:tc>
+      </w:tr>
+    </w:tbl>
+    <w:p>
+      <w:pPr>
+        <w:pStyle w:val="Heading2"/>
+      </w:pPr>
+      <w:r>
+        <w:t xml:space="preserve">5.2 设计 Design</w:t>
+      </w:r>
+    </w:p>
+    <w:p>
+      <w:pPr>
+        <w:pStyle w:val="ListParagraph"/>
+        <w:numPr>
+          <w:ilvl w:val="0"/>
+          <w:numId w:val="2"/>
+        </w:numPr>
+        <w:spacing w:after="60"/>
+      </w:pPr>
+      <w:r>
+        <w:rPr>
+          <w:sz w:val="22"/>
+          <w:szCs w:val="22"/>
+        </w:rPr>
+        <w:t xml:space="preserve">被试内：每位教师对一组 episode 在两种表征条件下做判断，条件随机配平。</w:t>
+      </w:r>
+    </w:p>
+    <w:p>
+      <w:pPr>
+        <w:pStyle w:val="ListParagraph"/>
+        <w:numPr>
+          <w:ilvl w:val="0"/>
+          <w:numId w:val="2"/>
+        </w:numPr>
+        <w:spacing w:after="60"/>
+      </w:pPr>
+      <w:r>
+        <w:rPr>
+          <w:sz w:val="22"/>
+          <w:szCs w:val="22"/>
+        </w:rPr>
+        <w:t xml:space="preserve">刺激 = Study 1 的 106 个真实 episode（混合 扎实/对标签错机制/空洞），**无需重新部署系统**。</w:t>
+      </w:r>
+    </w:p>
+    <w:p>
+      <w:pPr>
+        <w:pStyle w:val="ListParagraph"/>
+        <w:numPr>
+          <w:ilvl w:val="0"/>
+          <w:numId w:val="2"/>
+        </w:numPr>
+        <w:spacing w:after="60"/>
+      </w:pPr>
+      <w:r>
+        <w:rPr>
+          <w:sz w:val="22"/>
+          <w:szCs w:val="22"/>
+        </w:rPr>
+        <w:t xml:space="preserve">这是一个快速评分任务 → 可在 9 位本学科教师之外**扩招更大教师样本**以补功效（解决 Study 1 的 n 限制）。</w:t>
+      </w:r>
+    </w:p>
+    <w:p>
+      <w:pPr>
+        <w:pStyle w:val="ListParagraph"/>
+        <w:numPr>
+          <w:ilvl w:val="0"/>
+          <w:numId w:val="2"/>
+        </w:numPr>
+        <w:spacing w:after="60"/>
+      </w:pPr>
+      <w:r>
+        <w:rPr>
+          <w:sz w:val="22"/>
+          <w:szCs w:val="22"/>
+        </w:rPr>
+        <w:t xml:space="preserve">“真值” = Study 1 教师 panel 的辩护深度标注（谁真的空洞/扎实）。</w:t>
+      </w:r>
+    </w:p>
+    <w:p>
+      <w:pPr>
+        <w:pStyle w:val="Heading2"/>
+      </w:pPr>
+      <w:r>
+        <w:t xml:space="preserve">5.3 任务、测量与假设</w:t>
+      </w:r>
+    </w:p>
+    <w:p>
+      <w:pPr>
+        <w:spacing w:after="60" w:before="0"/>
+      </w:pPr>
+      <w:r>
+        <w:rPr>
+          <w:b w:val="false"/>
+          <w:bCs w:val="false"/>
+          <w:i w:val="false"/>
+          <w:iCs w:val="false"/>
+          <w:sz w:val="22"/>
+          <w:szCs w:val="22"/>
+        </w:rPr>
+        <w:t xml:space="preserve">每个 episode：教师据该表征 (a) 判断学生是否真懂；(b) 选择/写出下一步教学；(c) 报信心。</w:t>
+      </w:r>
+    </w:p>
+    <w:tbl>
+      <w:tblPr>
+        <w:tblW w:type="dxa" w:w="9360"/>
+        <w:tblBorders>
+          <w:top w:val="single" w:color="auto" w:sz="4"/>
+          <w:left w:val="single" w:color="auto" w:sz="4"/>
+          <w:bottom w:val="single" w:color="auto" w:sz="4"/>
+          <w:right w:val="single" w:color="auto" w:sz="4"/>
+          <w:insideH w:val="single" w:color="auto" w:sz="4"/>
+          <w:insideV w:val="single" w:color="auto" w:sz="4"/>
+        </w:tblBorders>
+      </w:tblPr>
+      <w:tblGrid>
+        <w:gridCol w:w="4200"/>
+        <w:gridCol w:w="5160"/>
+      </w:tblGrid>
+      <w:tr>
+        <w:trPr>
+          <w:tblHeader/>
+        </w:trPr>
+        <w:tc>
+          <w:tcPr>
+            <w:tcW w:type="dxa" w:w="4200"/>
+            <w:tcBorders>
+              <w:top w:val="single" w:color="BFBFBF" w:sz="4"/>
+              <w:left w:val="single" w:color="BFBFBF" w:sz="4"/>
+              <w:bottom w:val="single" w:color="BFBFBF" w:sz="4"/>
+              <w:right w:val="single" w:color="BFBFBF" w:sz="4"/>
+            </w:tcBorders>
+            <w:shd w:fill="1F3864" w:val="clear"/>
+            <w:tcMar>
+              <w:top w:type="dxa" w:w="50"/>
+              <w:left w:type="dxa" w:w="100"/>
+              <w:bottom w:type="dxa" w:w="50"/>
+              <w:right w:type="dxa" w:w="100"/>
+            </w:tcMar>
+          </w:tcPr>
+          <w:p>
+            <w:pPr>
+              <w:spacing w:after="0"/>
+            </w:pPr>
+            <w:r>
+              <w:rPr>
+                <w:b/>
+                <w:bCs/>
+                <w:color w:val="FFFFFF"/>
+                <w:sz w:val="19"/>
+                <w:szCs w:val="19"/>
+              </w:rPr>
+              <w:t xml:space="preserve">测量</w:t>
+            </w:r>
+          </w:p>
+        </w:tc>
+        <w:tc>
+          <w:tcPr>
+            <w:tcW w:type="dxa" w:w="5160"/>
+            <w:tcBorders>
+              <w:top w:val="single" w:color="BFBFBF" w:sz="4"/>
+              <w:left w:val="single" w:color="BFBFBF" w:sz="4"/>
+              <w:bottom w:val="single" w:color="BFBFBF" w:sz="4"/>
+              <w:right w:val="single" w:color="BFBFBF" w:sz="4"/>
+            </w:tcBorders>
+            <w:shd w:fill="1F3864" w:val="clear"/>
+            <w:tcMar>
+              <w:top w:type="dxa" w:w="50"/>
+              <w:left w:type="dxa" w:w="100"/>
+              <w:bottom w:type="dxa" w:w="50"/>
+              <w:right w:type="dxa" w:w="100"/>
+            </w:tcMar>
+          </w:tcPr>
+          <w:p>
+            <w:pPr>
+              <w:spacing w:after="0"/>
+            </w:pPr>
+            <w:r>
+              <w:rPr>
+                <w:b/>
+                <w:bCs/>
+                <w:color w:val="FFFFFF"/>
+                <w:sz w:val="19"/>
+                <w:szCs w:val="19"/>
+              </w:rPr>
+              <w:t xml:space="preserve">假设</w:t>
+            </w:r>
+          </w:p>
+        </w:tc>
+      </w:tr>
+      <w:tr>
+        <w:tc>
+          <w:tcPr>
+            <w:tcW w:type="dxa" w:w="4200"/>
+            <w:tcBorders>
+              <w:top w:val="single" w:color="BFBFBF" w:sz="4"/>
+              <w:left w:val="single" w:color="BFBFBF" w:sz="4"/>
+              <w:bottom w:val="single" w:color="BFBFBF" w:sz="4"/>
+              <w:right w:val="single" w:color="BFBFBF" w:sz="4"/>
+            </w:tcBorders>
+            <w:tcMar>
+              <w:top w:type="dxa" w:w="50"/>
+              <w:left w:type="dxa" w:w="100"/>
+              <w:bottom w:type="dxa" w:w="50"/>
+              <w:right w:type="dxa" w:w="100"/>
+            </w:tcMar>
+          </w:tcPr>
+          <w:p>
+            <w:pPr>
+              <w:spacing w:after="0"/>
+            </w:pPr>
+            <w:r>
+              <w:rPr>
+                <w:sz w:val="19"/>
+                <w:szCs w:val="19"/>
+              </w:rPr>
+              <w:t xml:space="preserve">识别“空洞但 MC 会放行”学生的准确率(敏感度)</w:t>
+            </w:r>
+          </w:p>
+        </w:tc>
+        <w:tc>
+          <w:tcPr>
+            <w:tcW w:type="dxa" w:w="5160"/>
+            <w:tcBorders>
+              <w:top w:val="single" w:color="BFBFBF" w:sz="4"/>
+              <w:left w:val="single" w:color="BFBFBF" w:sz="4"/>
+              <w:bottom w:val="single" w:color="BFBFBF" w:sz="4"/>
+              <w:right w:val="single" w:color="BFBFBF" w:sz="4"/>
+            </w:tcBorders>
+            <w:tcMar>
+              <w:top w:type="dxa" w:w="50"/>
+              <w:left w:type="dxa" w:w="100"/>
+              <w:bottom w:type="dxa" w:w="50"/>
+              <w:right w:type="dxa" w:w="100"/>
+            </w:tcMar>
+          </w:tcPr>
+          <w:p>
+            <w:pPr>
+              <w:spacing w:after="0"/>
+            </w:pPr>
+            <w:r>
+              <w:rPr>
+                <w:sz w:val="19"/>
+                <w:szCs w:val="19"/>
+              </w:rPr>
+              <w:t xml:space="preserve">H1：机制缺口报告 ↑ 正确识别（vs 仅掌握分）</w:t>
+            </w:r>
+          </w:p>
+        </w:tc>
+      </w:tr>
+      <w:tr>
+        <w:tc>
+          <w:tcPr>
+            <w:tcW w:type="dxa" w:w="4200"/>
+            <w:tcBorders>
+              <w:top w:val="single" w:color="BFBFBF" w:sz="4"/>
+              <w:left w:val="single" w:color="BFBFBF" w:sz="4"/>
+              <w:bottom w:val="single" w:color="BFBFBF" w:sz="4"/>
+              <w:right w:val="single" w:color="BFBFBF" w:sz="4"/>
+            </w:tcBorders>
+            <w:tcMar>
+              <w:top w:type="dxa" w:w="50"/>
+              <w:left w:type="dxa" w:w="100"/>
+              <w:bottom w:type="dxa" w:w="50"/>
+              <w:right w:type="dxa" w:w="100"/>
+            </w:tcMar>
+          </w:tcPr>
+          <w:p>
+            <w:pPr>
+              <w:spacing w:after="0"/>
+            </w:pPr>
+            <w:r>
+              <w:rPr>
+                <w:sz w:val="19"/>
+                <w:szCs w:val="19"/>
+              </w:rPr>
+              <w:t xml:space="preserve">下一步教学的机制针对性（编码 generic vs 机制定向）</w:t>
+            </w:r>
+          </w:p>
+        </w:tc>
+        <w:tc>
+          <w:tcPr>
+            <w:tcW w:type="dxa" w:w="5160"/>
+            <w:tcBorders>
+              <w:top w:val="single" w:color="BFBFBF" w:sz="4"/>
+              <w:left w:val="single" w:color="BFBFBF" w:sz="4"/>
+              <w:bottom w:val="single" w:color="BFBFBF" w:sz="4"/>
+              <w:right w:val="single" w:color="BFBFBF" w:sz="4"/>
+            </w:tcBorders>
+            <w:tcMar>
+              <w:top w:type="dxa" w:w="50"/>
+              <w:left w:type="dxa" w:w="100"/>
+              <w:bottom w:type="dxa" w:w="50"/>
+              <w:right w:type="dxa" w:w="100"/>
+            </w:tcMar>
+          </w:tcPr>
+          <w:p>
+            <w:pPr>
+              <w:spacing w:after="0"/>
+            </w:pPr>
+            <w:r>
+              <w:rPr>
+                <w:sz w:val="19"/>
+                <w:szCs w:val="19"/>
+              </w:rPr>
+              <w:t xml:space="preserve">H2：报告 ↑ 针对性教学</w:t>
+            </w:r>
+          </w:p>
+        </w:tc>
+      </w:tr>
+      <w:tr>
+        <w:tc>
+          <w:tcPr>
+            <w:tcW w:type="dxa" w:w="4200"/>
+            <w:tcBorders>
+              <w:top w:val="single" w:color="BFBFBF" w:sz="4"/>
+              <w:left w:val="single" w:color="BFBFBF" w:sz="4"/>
+              <w:bottom w:val="single" w:color="BFBFBF" w:sz="4"/>
+              <w:right w:val="single" w:color="BFBFBF" w:sz="4"/>
+            </w:tcBorders>
+            <w:tcMar>
+              <w:top w:type="dxa" w:w="50"/>
+              <w:left w:type="dxa" w:w="100"/>
+              <w:bottom w:type="dxa" w:w="50"/>
+              <w:right w:type="dxa" w:w="100"/>
+            </w:tcMar>
+          </w:tcPr>
+          <w:p>
+            <w:pPr>
+              <w:spacing w:after="0"/>
+            </w:pPr>
+            <w:r>
+              <w:rPr>
+                <w:sz w:val="19"/>
+                <w:szCs w:val="19"/>
+              </w:rPr>
+              <w:t xml:space="preserve">信心校准（信心 vs 正确）</w:t>
+            </w:r>
+          </w:p>
+        </w:tc>
+        <w:tc>
+          <w:tcPr>
+            <w:tcW w:type="dxa" w:w="5160"/>
+            <w:tcBorders>
+              <w:top w:val="single" w:color="BFBFBF" w:sz="4"/>
+              <w:left w:val="single" w:color="BFBFBF" w:sz="4"/>
+              <w:bottom w:val="single" w:color="BFBFBF" w:sz="4"/>
+              <w:right w:val="single" w:color="BFBFBF" w:sz="4"/>
+            </w:tcBorders>
+            <w:tcMar>
+              <w:top w:type="dxa" w:w="50"/>
+              <w:left w:type="dxa" w:w="100"/>
+              <w:bottom w:type="dxa" w:w="50"/>
+              <w:right w:type="dxa" w:w="100"/>
+            </w:tcMar>
+          </w:tcPr>
+          <w:p>
+            <w:pPr>
+              <w:spacing w:after="0"/>
+            </w:pPr>
+            <w:r>
+              <w:rPr>
+                <w:sz w:val="19"/>
+                <w:szCs w:val="19"/>
+              </w:rPr>
+              <w:t xml:space="preserve">H4：仅掌握分使信心虚高而不更准；报告更校准</w:t>
+            </w:r>
+          </w:p>
+        </w:tc>
+      </w:tr>
+      <w:tr>
+        <w:tc>
+          <w:tcPr>
+            <w:tcW w:type="dxa" w:w="4200"/>
+            <w:tcBorders>
+              <w:top w:val="single" w:color="BFBFBF" w:sz="4"/>
+              <w:left w:val="single" w:color="BFBFBF" w:sz="4"/>
+              <w:bottom w:val="single" w:color="BFBFBF" w:sz="4"/>
+              <w:right w:val="single" w:color="BFBFBF" w:sz="4"/>
+            </w:tcBorders>
+            <w:tcMar>
+              <w:top w:type="dxa" w:w="50"/>
+              <w:left w:type="dxa" w:w="100"/>
+              <w:bottom w:type="dxa" w:w="50"/>
+              <w:right w:type="dxa" w:w="100"/>
+            </w:tcMar>
+          </w:tcPr>
+          <w:p>
+            <w:pPr>
+              <w:spacing w:after="0"/>
+            </w:pPr>
+            <w:r>
+              <w:rPr>
+                <w:sz w:val="19"/>
+                <w:szCs w:val="19"/>
+              </w:rPr>
+              <w:t xml:space="preserve">学科调节</w:t>
+            </w:r>
+          </w:p>
+        </w:tc>
+        <w:tc>
+          <w:tcPr>
+            <w:tcW w:type="dxa" w:w="5160"/>
+            <w:tcBorders>
+              <w:top w:val="single" w:color="BFBFBF" w:sz="4"/>
+              <w:left w:val="single" w:color="BFBFBF" w:sz="4"/>
+              <w:bottom w:val="single" w:color="BFBFBF" w:sz="4"/>
+              <w:right w:val="single" w:color="BFBFBF" w:sz="4"/>
+            </w:tcBorders>
+            <w:tcMar>
+              <w:top w:type="dxa" w:w="50"/>
+              <w:left w:type="dxa" w:w="100"/>
+              <w:bottom w:type="dxa" w:w="50"/>
+              <w:right w:type="dxa" w:w="100"/>
+            </w:tcMar>
+          </w:tcPr>
+          <w:p>
+            <w:pPr>
+              <w:spacing w:after="0"/>
+            </w:pPr>
+            <w:r>
+              <w:rPr>
+                <w:sz w:val="19"/>
+                <w:szCs w:val="19"/>
+              </w:rPr>
+              <w:t xml:space="preserve">H3：增益集中在概念科（数学/科学），语言科≈0 —— 与 RQ2/4.2 呼应，把两条 RQ 缝起来</w:t>
+            </w:r>
+          </w:p>
+        </w:tc>
+      </w:tr>
+    </w:tbl>
+    <w:p>
+      <w:pPr>
+        <w:spacing w:after="100" w:before="60"/>
+      </w:pPr>
+      <w:r>
+        <w:rPr>
+          <w:b w:val="false"/>
+          <w:bCs w:val="false"/>
+          <w:i/>
+          <w:iCs/>
+          <w:color w:val="555555"/>
+          <w:sz w:val="22"/>
+          <w:szCs w:val="22"/>
+        </w:rPr>
+        <w:t xml:space="preserve">分析：混合效应（教师 + episode 随机效应），被试内对比，报效应量 + CI 与学科调节。</w:t>
+      </w:r>
+    </w:p>
+    <w:p>
+      <w:pPr>
+        <w:pStyle w:val="Heading2"/>
+      </w:pPr>
+      <w:r>
+        <w:t xml:space="preserve">5.4 贡献（为何这把论文抬成 HCI 贡献）</w:t>
+      </w:r>
+    </w:p>
+    <w:p>
+      <w:pPr>
+        <w:pStyle w:val="ListParagraph"/>
+        <w:numPr>
+          <w:ilvl w:val="0"/>
+          <w:numId w:val="2"/>
+        </w:numPr>
+        <w:spacing w:after="60"/>
+      </w:pPr>
+      <w:r>
+        <w:rPr>
+          <w:sz w:val="22"/>
+          <w:szCs w:val="22"/>
+        </w:rPr>
+        <w:t xml:space="preserve">artifact：把“辩护暴露的机制缺口”做成一种可呈现、可操作的表征。</w:t>
+      </w:r>
+    </w:p>
+    <w:p>
+      <w:pPr>
+        <w:pStyle w:val="ListParagraph"/>
+        <w:numPr>
+          <w:ilvl w:val="0"/>
+          <w:numId w:val="2"/>
+        </w:numPr>
+        <w:spacing w:after="60"/>
+      </w:pPr>
+      <w:r>
+        <w:rPr>
+          <w:sz w:val="22"/>
+          <w:szCs w:val="22"/>
+        </w:rPr>
+        <w:t xml:space="preserve">受控实证：证明该表征**改变专家诊断决策与教学针对性**——不是“我们测了个缺口”，而是“我们设计了让缺口可操作的东西并证明它有用”。</w:t>
+      </w:r>
+    </w:p>
+    <w:p>
+      <w:pPr>
+        <w:pStyle w:val="ListParagraph"/>
+        <w:numPr>
+          <w:ilvl w:val="0"/>
+          <w:numId w:val="2"/>
+        </w:numPr>
+        <w:spacing w:after="60"/>
+      </w:pPr>
+      <w:r>
+        <w:rPr>
+          <w:sz w:val="22"/>
+          <w:szCs w:val="22"/>
+        </w:rPr>
+        <w:t xml:space="preserve">设计知识：哪些表征要素起作用（原话引用？命名误解？重教建议？）——可加组件操纵。</w:t>
+      </w:r>
+    </w:p>
+    <w:p>
+      <w:pPr>
+        <w:spacing w:after="100" w:before="60"/>
+      </w:pPr>
+      <w:r>
+        <w:rPr>
+          <w:b w:val="false"/>
+          <w:bCs w:val="false"/>
+          <w:i/>
+          <w:iCs/>
+          <w:color w:val="555555"/>
+          <w:sz w:val="22"/>
+          <w:szCs w:val="22"/>
+        </w:rPr>
+        <w:t xml:space="preserve">（可选延伸，需新部署）学生面向 / in-loop 版本：让 AI 在循环内把机制缺口回呈给学生以触发重思；本文作为 future work。</w:t>
+      </w:r>
+    </w:p>
+    <w:p>
+      <w:pPr>
+        <w:pStyle w:val="Heading1"/>
+      </w:pPr>
+      <w:r>
+        <w:t xml:space="preserve">6. 效度威胁与局限（Threats）</w:t>
       </w:r>
     </w:p>
     <w:p>

--- a/backend/exports/yandaojie/deliverables/methods_results_skeleton.docx
+++ b/backend/exports/yandaojie/deliverables/methods_results_skeleton.docx
@@ -116,7 +116,7 @@
           <w:sz w:val="22"/>
           <w:szCs w:val="22"/>
         </w:rPr>
-        <w:t xml:space="preserve">强制学生为自己的答案“答辩”，能揭示选择题/答案式评分结构性漏掉的理解缺口——尤其“对标签、错机制”；我们在真实小学课堂量化了这个缺口，刻画了它在哪些学科有效、在哪些退化，并用专家教师把测量做扎实。</w:t>
+        <w:t xml:space="preserve">强制学生为自己的答案“答辩”，能揭示**一次性作答评分**结构性漏掉的理解缺口——尤其“对标签、错机制”。但我们进一步发现：**连这套 AI 自己都无法可靠地为儿童的答辩打分**——它系统性地漏掉“对标签错机制”，把这类学生照样给分；因此其价值要靠**人在回路（教师）**。本文在真实小学课堂量化这个缺口、刻画它在哪退化、揭示 AI 自动打分为何失效、并设计一个让教师抓住它的工具。</w:t>
       </w:r>
     </w:p>
     <w:p>
@@ -305,7 +305,7 @@
                 <w:sz w:val="19"/>
                 <w:szCs w:val="19"/>
               </w:rPr>
-              <w:t xml:space="preserve">真实小学课堂中，答案式/选择题评分有多大比例会“过度给分”——把一追问就露馅的学生判为掌握？其中“对标签、错机制”占多少？</w:t>
+              <w:t xml:space="preserve">真实小学课堂中，一次性作答评分有多大比例会“过度给分”——把一追问就露馅的学生判为掌握？其中“对标签、错机制”占多少？</w:t>
             </w:r>
           </w:p>
         </w:tc>
@@ -458,7 +458,7 @@
                 <w:sz w:val="19"/>
                 <w:szCs w:val="19"/>
               </w:rPr>
-              <w:t xml:space="preserve">RQ3 设计干预</w:t>
+              <w:t xml:space="preserve">RQ3 自动化 vs 人在回路</w:t>
             </w:r>
           </w:p>
         </w:tc>
@@ -487,7 +487,7 @@
                 <w:sz w:val="19"/>
                 <w:szCs w:val="19"/>
               </w:rPr>
-              <w:t xml:space="preserve">一个把暴露的“机制缺口”呈现给教师的表征，能否改变其诊断决策与教学针对性？（Study 2 受控实验）</w:t>
+              <w:t xml:space="preserve">AI 自己能否可靠地为答辩打分？若不能（在哪失败），一个把“机制缺口”呈现给教师的设计能否补回价值、改变其诊断决策？（Study 2）</w:t>
             </w:r>
           </w:p>
         </w:tc>
@@ -516,7 +516,7 @@
                 <w:sz w:val="19"/>
                 <w:szCs w:val="19"/>
               </w:rPr>
-              <w:t xml:space="preserve">设计+实证</w:t>
+              <w:t xml:space="preserve">实证 + 设计</w:t>
             </w:r>
           </w:p>
         </w:tc>
@@ -544,7 +544,7 @@
           <w:sz w:val="22"/>
           <w:szCs w:val="22"/>
         </w:rPr>
-        <w:t xml:space="preserve">C1 — 量化“效度缺口”并命名失效模式：在真实小学课堂，答案式评分过度给分 [25%]（CI [17–34]）；其中 [22%] 是“对标签、错机制”——选择题结构上无法捕捉。强制辩护把它们暴露出来。</w:t>
+        <w:t xml:space="preserve">C1 — 量化“效度缺口”并命名失效模式：在真实小学课堂，一次性作答评分过度给分 [25%]（CI [17–34]）；其中 [22%] 是“对标签、错机制”——只看答案结构上无法捕捉。强制辩护把它们暴露出来。</w:t>
       </w:r>
     </w:p>
     <w:p>
@@ -578,7 +578,24 @@
           <w:sz w:val="22"/>
           <w:szCs w:val="22"/>
         </w:rPr>
-        <w:t xml:space="preserve">C3 — 教师验证的信度 + 设计启示：用 9 位本学科教师 + 预注册编码手册把核心标注的 κ 做到 ≥0.6（仅靠 LLM-judge 时 κ≈0.35 不可靠）；LLM-judge 作经人校准的扩样二级测量。</w:t>
+        <w:t xml:space="preserve">C3 — 自动化失效 → 人在回路（核心差异化）：辩护虽暴露了缺口，但 AI 自己**无法可靠地为儿童的答辩打分**——它对“对标签错机制”学生照样给分 [78%]，诊断坍缩成无信息的“mixed”（[87%] 的 episode），判别力仅 +[38]pp。因此必须人在回路：我们设计的“机制缺口报告”让教师抓住 AI 漏掉的东西（Study 2）。</w:t>
+      </w:r>
+    </w:p>
+    <w:p>
+      <w:pPr>
+        <w:pStyle w:val="ListParagraph"/>
+        <w:numPr>
+          <w:ilvl w:val="0"/>
+          <w:numId w:val="2"/>
+        </w:numPr>
+        <w:spacing w:after="60"/>
+      </w:pPr>
+      <w:r>
+        <w:rPr>
+          <w:sz w:val="22"/>
+          <w:szCs w:val="22"/>
+        </w:rPr>
+        <w:t xml:space="preserve">C4 — 教师验证的信度：用 9 位本学科教师 + 预注册编码手册把核心标注 κ 做到 ≥0.6（仅靠 LLM-judge 时 κ≈0.35 不可靠）；LLM-judge 作经人校准的扩样二级测量。</w:t>
       </w:r>
     </w:p>
     <w:p>
@@ -586,7 +603,7 @@
         <w:pStyle w:val="Heading2"/>
       </w:pPr>
       <w:r>
-        <w:t xml:space="preserve">2.1 与已有工作的区分（必须写清，否则被当增量）</w:t>
+        <w:t xml:space="preserve">2.1 与最接近的前作 Voice-AI Viva 的关系（必须正面写）</w:t>
       </w:r>
     </w:p>
     <w:p>
@@ -602,12 +619,12 @@
           <w:sz w:val="22"/>
           <w:szCs w:val="22"/>
         </w:rPr>
-        <w:t xml:space="preserve">机制不新：LLM 自适应“辩护/viva”评估、以及“选择题掩盖推理”这一钩子，已在 2025–2026 高教场景发表——Voice-AI Viva (arXiv 2603.18221)、The Conversational Exam (2601.10691)、概念物理解释 (2508.14823)。</w:t>
-      </w:r>
-    </w:p>
-    <w:p>
-      <w:pPr>
-        <w:spacing w:after="140" w:before="0"/>
+        <w:t xml:space="preserve">诚实承认共享的部分：Voice-AI Viva (arXiv 2603.18221) 已用 LLM 让大学生为作品答辩，并报告了同款现象——“书面作品看着好、一答辩就发现没真懂”。所以“AI 让你答辩”这个机制、以及“答辩揭示浅层理解”这个现象，本文不主张首创（另见 The Conversational Exam 2601.10691、概念物理解释 2508.14823）。</w:t>
+      </w:r>
+    </w:p>
+    <w:p>
+      <w:pPr>
+        <w:spacing w:after="60" w:before="0"/>
       </w:pPr>
       <w:r>
         <w:rPr>
@@ -618,7 +635,23 @@
           <w:sz w:val="22"/>
           <w:szCs w:val="22"/>
         </w:rPr>
-        <w:t xml:space="preserve">本文的可辩护增量 = 三者叠加的、无人覆盖的交集：① 小学儿童 + 真实课堂（非大学生/实验室）；② 跨学科失效分析；③ 教师验证的效度数字。绝不卖“我们发明了辩护式评估”。</w:t>
+        <w:t xml:space="preserve">我们与它的根本不同、且它无法覆盖：(a) 小学儿童 + 真实课堂（它是大学生、防作弊、总结性）；(b) 跨学科失效地图（它单学科）；(c) 最关键——它假设 AI 能可靠打分（用 3-LLM panel 给本科生评分）；我们证明在儿童的细微概念误解上，AI 自己打不准（系统性漏掉“对标签错机制”），所以必须人在回路。</w:t>
+      </w:r>
+    </w:p>
+    <w:p>
+      <w:pPr>
+        <w:spacing w:after="140" w:before="0"/>
+      </w:pPr>
+      <w:r>
+        <w:rPr>
+          <w:b w:val="false"/>
+          <w:bCs w:val="false"/>
+          <w:i w:val="false"/>
+          <w:iCs w:val="false"/>
+          <w:sz w:val="22"/>
+          <w:szCs w:val="22"/>
+        </w:rPr>
+        <w:t xml:space="preserve">因此本文的贡献不是“把 Viva 搬到小学”，而是：自动化 AI-答辩评分在儿童身上失效的刻画，加上一个让它可用的人在回路设计。绝不卖“我们发明了辩护式评估”。</w:t>
       </w:r>
     </w:p>
     <w:p>
@@ -905,7 +938,7 @@
                 <w:sz w:val="19"/>
                 <w:szCs w:val="19"/>
               </w:rPr>
-              <w:t xml:space="preserve">①MC视角</w:t>
+              <w:t xml:space="preserve">①只看答案</w:t>
             </w:r>
           </w:p>
         </w:tc>
@@ -963,7 +996,7 @@
                 <w:sz w:val="19"/>
                 <w:szCs w:val="19"/>
               </w:rPr>
-              <w:t xml:space="preserve">只看学生说出的答案/结论（忽略论证质量）——选择题式评分会判为哪类？</w:t>
+              <w:t xml:space="preserve">只看学生说出的答案/结论（忽略论证质量）——若用一次性作答/对答案式评分会判为哪类？</w:t>
             </w:r>
           </w:p>
         </w:tc>
@@ -1629,6 +1662,95 @@
                 <w:sz w:val="19"/>
                 <w:szCs w:val="19"/>
               </w:rPr>
+              <w:t xml:space="preserve">AI 自动诊断判别力</w:t>
+            </w:r>
+          </w:p>
+        </w:tc>
+        <w:tc>
+          <w:tcPr>
+            <w:tcW w:type="dxa" w:w="4960"/>
+            <w:tcBorders>
+              <w:top w:val="single" w:color="BFBFBF" w:sz="4"/>
+              <w:left w:val="single" w:color="BFBFBF" w:sz="4"/>
+              <w:bottom w:val="single" w:color="BFBFBF" w:sz="4"/>
+              <w:right w:val="single" w:color="BFBFBF" w:sz="4"/>
+            </w:tcBorders>
+            <w:tcMar>
+              <w:top w:type="dxa" w:w="50"/>
+              <w:left w:type="dxa" w:w="100"/>
+              <w:bottom w:type="dxa" w:w="50"/>
+              <w:right w:type="dxa" w:w="100"/>
+            </w:tcMar>
+          </w:tcPr>
+          <w:p>
+            <w:pPr>
+              <w:spacing w:after="0"/>
+            </w:pPr>
+            <w:r>
+              <w:rPr>
+                <w:sz w:val="19"/>
+                <w:szCs w:val="19"/>
+              </w:rPr>
+              <w:t xml:space="preserve">AI 自己的诊断 vs 教师辩护深度：判别力(+pp)、对“对标签错机制”的误给分率、坍缩为“mixed”比例</w:t>
+            </w:r>
+          </w:p>
+        </w:tc>
+        <w:tc>
+          <w:tcPr>
+            <w:tcW w:type="dxa" w:w="2200"/>
+            <w:tcBorders>
+              <w:top w:val="single" w:color="BFBFBF" w:sz="4"/>
+              <w:left w:val="single" w:color="BFBFBF" w:sz="4"/>
+              <w:bottom w:val="single" w:color="BFBFBF" w:sz="4"/>
+              <w:right w:val="single" w:color="BFBFBF" w:sz="4"/>
+            </w:tcBorders>
+            <w:tcMar>
+              <w:top w:type="dxa" w:w="50"/>
+              <w:left w:type="dxa" w:w="100"/>
+              <w:bottom w:type="dxa" w:w="50"/>
+              <w:right w:type="dxa" w:w="100"/>
+            </w:tcMar>
+          </w:tcPr>
+          <w:p>
+            <w:pPr>
+              <w:spacing w:after="0"/>
+            </w:pPr>
+            <w:r>
+              <w:rPr>
+                <w:sz w:val="19"/>
+                <w:szCs w:val="19"/>
+              </w:rPr>
+              <w:t xml:space="preserve">RQ3</w:t>
+            </w:r>
+          </w:p>
+        </w:tc>
+      </w:tr>
+      <w:tr>
+        <w:tc>
+          <w:tcPr>
+            <w:tcW w:type="dxa" w:w="2200"/>
+            <w:tcBorders>
+              <w:top w:val="single" w:color="BFBFBF" w:sz="4"/>
+              <w:left w:val="single" w:color="BFBFBF" w:sz="4"/>
+              <w:bottom w:val="single" w:color="BFBFBF" w:sz="4"/>
+              <w:right w:val="single" w:color="BFBFBF" w:sz="4"/>
+            </w:tcBorders>
+            <w:tcMar>
+              <w:top w:type="dxa" w:w="50"/>
+              <w:left w:type="dxa" w:w="100"/>
+              <w:bottom w:type="dxa" w:w="50"/>
+              <w:right w:type="dxa" w:w="100"/>
+            </w:tcMar>
+          </w:tcPr>
+          <w:p>
+            <w:pPr>
+              <w:spacing w:after="0"/>
+            </w:pPr>
+            <w:r>
+              <w:rPr>
+                <w:sz w:val="19"/>
+                <w:szCs w:val="19"/>
+              </w:rPr>
               <w:t xml:space="preserve">评分员信度</w:t>
             </w:r>
           </w:p>
@@ -1833,7 +1955,7 @@
           <w:sz w:val="21"/>
           <w:szCs w:val="21"/>
         </w:rPr>
-        <w:t xml:space="preserve">答案式评分过度给分 [25%]（CI [17–34]，n=106）；在“MC 会判过”的学生中分歧率 [42%]（CI [30–54]）；其中“对标签、错机制” [22%]（CI [14–30]）。辩护几乎只删除虚高分——“误杀”（本该给分却没给）仅 [3] 例，说明增益是单向的。</w:t>
+        <w:t xml:space="preserve">一次性作答评分过度给分 [25%]（CI [17–34]，n=106）；在“答案式会判过”的学生中分歧率 [42%]（CI [30–54]）；其中“对标签、错机制” [22%]（CI [14–30]）。辩护几乎只删除虚高分——“误杀”（本该给分却没给）仅 [3] 例，说明增益是单向的。</w:t>
       </w:r>
     </w:p>
     <w:p>
@@ -1881,7 +2003,7 @@
         <w:pStyle w:val="Heading3"/>
       </w:pPr>
       <w:r>
-        <w:t xml:space="preserve">4.3 [RQ3] 设计干预结果（详见第 5 节 Study 2）</w:t>
+        <w:t xml:space="preserve">4.3 [RQ3a] AI 自己能为答辩打分吗？——不能（核心差异化）</w:t>
       </w:r>
     </w:p>
     <w:p>
@@ -1897,7 +2019,7 @@
           <w:sz w:val="21"/>
           <w:szCs w:val="21"/>
         </w:rPr>
-        <w:t xml:space="preserve">机制缺口报告 vs 仅掌握分：教师正确识别“MC 会放行的空洞学生”的准确率 [__] vs [__]；下一步教学的机制针对性 [__]；增益集中在概念科、语言科≈0（与 4.2 呼应）。</w:t>
+        <w:t xml:space="preserve">把 AI 自己的诊断与教师/验证的辩护深度对照（n=106 预研）：AI 判别力仅 +[38]pp（在真扎实学生上“倾向给分” [95%]，在不扎实学生上仍 [57%]）；对“对标签错机制”学生**照样给分 [78%]**；其诊断 [87%] 坍缩为无信息的“mixed”（既给分又挑刺）。→ 自动化打分恰恰漏掉最关键的细微误解，故必须人在回路（见 4.4 / 第 5 节）。这正是与 Voice-AI Viva（自动给本科生打分）的根本差异。</w:t>
       </w:r>
     </w:p>
     <w:p>
@@ -1905,7 +2027,7 @@
         <w:pStyle w:val="Heading3"/>
       </w:pPr>
       <w:r>
-        <w:t xml:space="preserve">4.4 评分员信度（承重墙）</w:t>
+        <w:t xml:space="preserve">4.4 [RQ3b] 设计干预结果：人在回路（详见第 5 节 Study 2）</w:t>
       </w:r>
     </w:p>
     <w:p>
@@ -1921,7 +2043,31 @@
           <w:sz w:val="21"/>
           <w:szCs w:val="21"/>
         </w:rPr>
-        <w:t xml:space="preserve">各学科 panel：MC视角 κ=[__]，辩护深度 κ=[__]（目标≥0.6，pooled [__]）；human↔LLM-judge 一致性见附表（LLM-judge 预研 κ≈0.35，凸显教师标注必要性）。</w:t>
+        <w:t xml:space="preserve">机制缺口报告 vs 仅掌握分：教师正确识别“答案式会放行的空洞学生”的准确率 [__] vs [__]；下一步教学的机制针对性 [__]；增益集中在概念科、语言科≈0（与 4.2 呼应）。</w:t>
+      </w:r>
+    </w:p>
+    <w:p>
+      <w:pPr>
+        <w:pStyle w:val="Heading3"/>
+      </w:pPr>
+      <w:r>
+        <w:t xml:space="preserve">4.5 评分员信度（承重墙）</w:t>
+      </w:r>
+    </w:p>
+    <w:p>
+      <w:pPr>
+        <w:shd w:fill="FFF6D5" w:val="clear"/>
+        <w:spacing w:after="100"/>
+      </w:pPr>
+      <w:r>
+        <w:rPr>
+          <w:i/>
+          <w:iCs/>
+          <w:color w:val="7A5C00"/>
+          <w:sz w:val="21"/>
+          <w:szCs w:val="21"/>
+        </w:rPr>
+        <w:t xml:space="preserve">各学科 panel：①只看答案 κ=[__]，②辩护深度 κ=[__]（目标≥0.6，pooled [__]）；human↔LLM-judge 一致性见附表（LLM-judge 预研 κ≈0.35，凸显教师标注必要性）。</w:t>
       </w:r>
     </w:p>
     <w:p>
@@ -1950,7 +2096,7 @@
           <w:sz w:val="22"/>
           <w:szCs w:val="22"/>
         </w:rPr>
-        <w:t xml:space="preserve">Study 1 量化了“效度缺口”（measurement）。Study 2 检验一个把该缺口变得可操作的设计是否改变教师的诊断决策——这一步是把效度审计抬成 HCI 设计贡献的关键。</w:t>
+        <w:t xml:space="preserve">Study 1 量化了“效度缺口”，且 4.3 表明 AI 自己打不准（漏掉“对标签错机制”）——所以必须人在回路。Study 2 检验：一个把该缺口呈现给教师的设计，是否真能改变教师的诊断决策。这一步是把效度审计抬成 HCI 设计贡献、并坐实“人在回路”主张的关键。</w:t>
       </w:r>
     </w:p>
     <w:p>
@@ -2119,7 +2265,7 @@
                 <w:sz w:val="19"/>
                 <w:szCs w:val="19"/>
               </w:rPr>
-              <w:t xml:space="preserve">一个掌握标签/分数（已掌握/部分/未掌握）——即选择题或常规看板给出的东西。</w:t>
+              <w:t xml:space="preserve">一个掌握标签/分数（已掌握/部分/未掌握）——即一次性作答评分或 AI 自动诊断/常规看板给出的东西。</w:t>
             </w:r>
           </w:p>
         </w:tc>
@@ -2400,7 +2546,7 @@
                 <w:sz w:val="19"/>
                 <w:szCs w:val="19"/>
               </w:rPr>
-              <w:t xml:space="preserve">识别“空洞但 MC 会放行”学生的准确率(敏感度)</w:t>
+              <w:t xml:space="preserve">识别“空洞但答案式会放行”学生的准确率(敏感度)</w:t>
             </w:r>
           </w:p>
         </w:tc>
@@ -2747,7 +2893,7 @@
           <w:sz w:val="22"/>
           <w:szCs w:val="22"/>
         </w:rPr>
-        <w:t xml:space="preserve">机制已被高教 viva 抢发 → 新意只能靠“小学课堂 + 跨学科边界 + 教师验证”，须在 Related Work 显式区分。</w:t>
+        <w:t xml:space="preserve">机制（AI-答辩）已被高教 viva（Voice-AI Viva 2026）抢发 → 新意靠“小学课堂 + 跨学科边界 + AI 自动打分失效 + 人在回路设计”，须在 Related Work 正面区分。</w:t>
       </w:r>
     </w:p>
     <w:p>
@@ -2764,7 +2910,7 @@
           <w:sz w:val="22"/>
           <w:szCs w:val="22"/>
         </w:rPr>
-        <w:t xml:space="preserve">单点部署、单一文化语境、无学习结果/对照 → 框定为“现场部署 + 效度审计 + 边界刻画”，不宣称学习增益。</w:t>
+        <w:t xml:space="preserve">AI 自动诊断判别力的分析依赖 LLM-judge 对 AI 输出的二次判断 + 同样 κ≈0.35 的深度标签 → 该结论同样待教师 panel 复核；现报为预研。</w:t>
       </w:r>
     </w:p>
     <w:p>
@@ -2781,7 +2927,24 @@
           <w:sz w:val="22"/>
           <w:szCs w:val="22"/>
         </w:rPr>
-        <w:t xml:space="preserve">MC视角是反事实（数据本身是构造式作答），需用编码手册把“若只看答案会判什么”操作化并报告其信度。</w:t>
+        <w:t xml:space="preserve">单点部署、单一文化语境、无学习结果/对照 → 框定为“现场部署 + 效度审计 + 边界刻画”，不宣称学习增益。</w:t>
+      </w:r>
+    </w:p>
+    <w:p>
+      <w:pPr>
+        <w:pStyle w:val="ListParagraph"/>
+        <w:numPr>
+          <w:ilvl w:val="0"/>
+          <w:numId w:val="2"/>
+        </w:numPr>
+        <w:spacing w:after="60"/>
+      </w:pPr>
+      <w:r>
+        <w:rPr>
+          <w:sz w:val="22"/>
+          <w:szCs w:val="22"/>
+        </w:rPr>
+        <w:t xml:space="preserve">“只看答案”是反事实（数据本身是构造式作答，无选择题），需用编码手册把“若只看答案会判什么”操作化并报告其信度。</w:t>
       </w:r>
     </w:p>
     <w:p>
